--- a/docs/作業完了報告書SYSTEM_操作マニュアル.docx
+++ b/docs/作業完了報告書SYSTEM_操作マニュアル.docx
@@ -282,7 +282,7 @@
                 <w:sz w:val="19"/>
                 <w:szCs w:val="19"/>
               </w:rPr>
-              <w:t xml:space="preserve">2026年9月4日</w:t>
+              <w:t xml:space="preserve">2026年9月15日</w:t>
             </w:r>
           </w:p>
         </w:tc>
@@ -1447,7 +1447,7 @@
           <w:sz w:val="21"/>
           <w:szCs w:val="21"/>
         </w:rPr>
-        <w:t xml:space="preserve">・報告書をA4で印刷する、メールで送る</w:t>
+        <w:t xml:space="preserve">・報告書をA4のPDFにして印刷する・保存する・メールに添付して送る</w:t>
       </w:r>
     </w:p>
     <w:p>
@@ -1477,7 +1477,22 @@
           <w:sz w:val="21"/>
           <w:szCs w:val="21"/>
         </w:rPr>
-        <w:t xml:space="preserve">・交換部品などの一覧を、エクセルでまとめて入れ替える</w:t>
+        <w:t xml:space="preserve">・交換部品などの一覧を、エクセル（.xlsx）でまとめて入れ替える</w:t>
+      </w:r>
+    </w:p>
+    <w:p>
+      <w:pPr>
+        <w:spacing w:after="60" w:line="288" w:lineRule="auto"/>
+        <w:ind w:left="340"/>
+      </w:pPr>
+      <w:r>
+        <w:rPr>
+          <w:rFonts w:ascii="Yu Gothic" w:hAnsi="Yu Gothic" w:eastAsia="Yu Gothic"/>
+          <w:color w:val="1C2321"/>
+          <w:sz w:val="21"/>
+          <w:szCs w:val="21"/>
+        </w:rPr>
+        <w:t xml:space="preserve">・確認事項の文言など、現場画面に出る言葉を直す</w:t>
       </w:r>
     </w:p>
     <w:p>
@@ -4938,7 +4953,7 @@
           <w:sz w:val="21"/>
           <w:szCs w:val="21"/>
         </w:rPr>
-        <w:t xml:space="preserve">5つの画面を入れ終わると、完了画面になります。ここから3つのことができます。</w:t>
+        <w:t xml:space="preserve">5つの画面を入れ終わると、完了画面になります。ここから4つのことができます。</w:t>
       </w:r>
     </w:p>
     <w:p>
@@ -5063,6 +5078,39 @@
     </w:p>
     <w:p>
       <w:pPr>
+        <w:spacing w:after="120" w:line="288" w:lineRule="auto"/>
+      </w:pPr>
+      <w:r>
+        <w:rPr>
+          <w:rFonts w:ascii="Yu Gothic" w:hAnsi="Yu Gothic" w:eastAsia="Yu Gothic"/>
+          <w:color w:val="1C2321"/>
+          <w:sz w:val="21"/>
+          <w:szCs w:val="21"/>
+        </w:rPr>
+        <w:t xml:space="preserve">画面の上に </w:t>
+      </w:r>
+      <w:r>
+        <w:rPr>
+          <w:rFonts w:ascii="Yu Gothic" w:hAnsi="Yu Gothic" w:eastAsia="Yu Gothic"/>
+          <w:b/>
+          <w:color w:val="1C2321"/>
+          <w:sz w:val="21"/>
+          <w:szCs w:val="21"/>
+        </w:rPr>
+        <w:t xml:space="preserve">「PDFで開く」「PDFを保存」</w:t>
+      </w:r>
+      <w:r>
+        <w:rPr>
+          <w:rFonts w:ascii="Yu Gothic" w:hAnsi="Yu Gothic" w:eastAsia="Yu Gothic"/>
+          <w:color w:val="1C2321"/>
+          <w:sz w:val="21"/>
+          <w:szCs w:val="21"/>
+        </w:rPr>
+        <w:t xml:space="preserve"> のボタンがあります。「PDFで開く」はそのPDFを別のタブで表示、「PDFを保存」は端末にファイルとして保存します。メールに添付されるのも、この同じPDFです。</w:t>
+      </w:r>
+    </w:p>
+    <w:p>
+      <w:pPr>
         <w:spacing w:before="280" w:after="120" w:line="288" w:lineRule="auto"/>
       </w:pPr>
       <w:r>
@@ -5152,7 +5200,7 @@
           <w:sz w:val="24"/>
           <w:szCs w:val="24"/>
         </w:rPr>
-        <w:t xml:space="preserve">5-3. メールで送る</w:t>
+        <w:t xml:space="preserve">5-3. PDFを保存する</w:t>
       </w:r>
     </w:p>
     <w:p>
@@ -5177,6 +5225,92 @@
           <w:sz w:val="21"/>
           <w:szCs w:val="21"/>
         </w:rPr>
+        <w:t xml:space="preserve">「PDFを保存」</w:t>
+      </w:r>
+      <w:r>
+        <w:rPr>
+          <w:rFonts w:ascii="Yu Gothic" w:hAnsi="Yu Gothic" w:eastAsia="Yu Gothic"/>
+          <w:color w:val="1C2321"/>
+          <w:sz w:val="21"/>
+          <w:szCs w:val="21"/>
+        </w:rPr>
+        <w:t xml:space="preserve"> を押します</w:t>
+      </w:r>
+    </w:p>
+    <w:p>
+      <w:pPr>
+        <w:spacing w:after="80" w:line="288" w:lineRule="auto"/>
+        <w:ind w:left="340"/>
+      </w:pPr>
+      <w:r>
+        <w:rPr>
+          <w:rFonts w:ascii="Yu Gothic" w:hAnsi="Yu Gothic" w:eastAsia="Yu Gothic"/>
+          <w:color w:val="1C2321"/>
+          <w:sz w:val="21"/>
+          <w:szCs w:val="21"/>
+        </w:rPr>
+        <w:t xml:space="preserve">2.　「作業完了報告書_No○○○○.pdf」という名前のファイルが端末に保存されます</w:t>
+      </w:r>
+    </w:p>
+    <w:p>
+      <w:pPr>
+        <w:spacing w:before="120" w:after="160" w:line="288" w:lineRule="auto"/>
+        <w:ind w:left="120"/>
+        <w:shd w:val="clear" w:fill="E9F3EC"/>
+        <w:pBdr>
+          <w:top w:val="single" w:sz="4" w:space="4" w:color="B9D8C5"/>
+          <w:left w:val="single" w:sz="4" w:space="4" w:color="B9D8C5"/>
+          <w:bottom w:val="single" w:sz="4" w:space="4" w:color="B9D8C5"/>
+          <w:right w:val="single" w:sz="4" w:space="4" w:color="B9D8C5"/>
+        </w:pBdr>
+      </w:pPr>
+      <w:r>
+        <w:rPr>
+          <w:rFonts w:ascii="Yu Gothic" w:hAnsi="Yu Gothic" w:eastAsia="Yu Gothic"/>
+          <w:color w:val="0F4527"/>
+          <w:sz w:val="20"/>
+          <w:szCs w:val="20"/>
+        </w:rPr>
+        <w:t xml:space="preserve">PDFには日本語のフォントが埋め込んであるので、お客様のパソコンやスマートフォンで開いても同じ見た目になります。サーバーにも同じPDFが控えとして残ります。</w:t>
+      </w:r>
+    </w:p>
+    <w:p>
+      <w:pPr>
+        <w:spacing w:before="280" w:after="120" w:line="288" w:lineRule="auto"/>
+      </w:pPr>
+      <w:r>
+        <w:rPr>
+          <w:rFonts w:ascii="Yu Gothic" w:hAnsi="Yu Gothic" w:eastAsia="Yu Gothic"/>
+          <w:b/>
+          <w:color w:val="1B7A46"/>
+          <w:sz w:val="24"/>
+          <w:szCs w:val="24"/>
+        </w:rPr>
+        <w:t xml:space="preserve">5-4. メールで送る</w:t>
+      </w:r>
+    </w:p>
+    <w:p>
+      <w:pPr>
+        <w:spacing w:after="80" w:line="288" w:lineRule="auto"/>
+        <w:ind w:left="340"/>
+      </w:pPr>
+      <w:r>
+        <w:rPr>
+          <w:rFonts w:ascii="Yu Gothic" w:hAnsi="Yu Gothic" w:eastAsia="Yu Gothic"/>
+          <w:color w:val="1C2321"/>
+          <w:sz w:val="21"/>
+          <w:szCs w:val="21"/>
+        </w:rPr>
+        <w:t xml:space="preserve">1.　</w:t>
+      </w:r>
+      <w:r>
+        <w:rPr>
+          <w:rFonts w:ascii="Yu Gothic" w:hAnsi="Yu Gothic" w:eastAsia="Yu Gothic"/>
+          <w:b/>
+          <w:color w:val="1C2321"/>
+          <w:sz w:val="21"/>
+          <w:szCs w:val="21"/>
+        </w:rPr>
         <w:t xml:space="preserve">「メール送信」</w:t>
       </w:r>
       <w:r>
@@ -5281,6 +5415,28 @@
           <w:szCs w:val="21"/>
         </w:rPr>
         <w:t xml:space="preserve"> を押します</w:t>
+      </w:r>
+    </w:p>
+    <w:p>
+      <w:pPr>
+        <w:spacing w:before="120" w:after="160" w:line="288" w:lineRule="auto"/>
+        <w:ind w:left="120"/>
+        <w:shd w:val="clear" w:fill="E9F3EC"/>
+        <w:pBdr>
+          <w:top w:val="single" w:sz="4" w:space="4" w:color="B9D8C5"/>
+          <w:left w:val="single" w:sz="4" w:space="4" w:color="B9D8C5"/>
+          <w:bottom w:val="single" w:sz="4" w:space="4" w:color="B9D8C5"/>
+          <w:right w:val="single" w:sz="4" w:space="4" w:color="B9D8C5"/>
+        </w:pBdr>
+      </w:pPr>
+      <w:r>
+        <w:rPr>
+          <w:rFonts w:ascii="Yu Gothic" w:hAnsi="Yu Gothic" w:eastAsia="Yu Gothic"/>
+          <w:color w:val="0F4527"/>
+          <w:sz w:val="20"/>
+          <w:szCs w:val="20"/>
+        </w:rPr>
+        <w:t xml:space="preserve">報告書のPDFが自動で添付されます。左の「添付されるPDFを見る」で、送る前に中身を確かめられます。件名と本文はマイクでも入力できます。</w:t>
       </w:r>
     </w:p>
     <w:p>
@@ -5907,7 +6063,7 @@
           <w:sz w:val="21"/>
           <w:szCs w:val="21"/>
         </w:rPr>
-        <w:t xml:space="preserve">2.　プレビューで内容を確かめます</w:t>
+        <w:t xml:space="preserve">2.　プレビューで内容を確かめます（「PDFを保存」で社内用のPDFも保存できます）</w:t>
       </w:r>
     </w:p>
     <w:p>
@@ -8095,16 +8251,16 @@
           <w:sz w:val="21"/>
           <w:szCs w:val="21"/>
         </w:rPr>
-        <w:t xml:space="preserve">「PDF」の●を押すと、報告書が別のタブで開きます</w:t>
-      </w:r>
-      <w:r>
-        <w:rPr>
-          <w:rFonts w:ascii="Yu Gothic" w:hAnsi="Yu Gothic" w:eastAsia="Yu Gothic"/>
-          <w:color w:val="1C2321"/>
-          <w:sz w:val="21"/>
-          <w:szCs w:val="21"/>
-        </w:rPr>
-        <w:t xml:space="preserve">（そのまま印刷できます）</w:t>
+        <w:t xml:space="preserve">「PDF」の●を押すと、報告書のPDFが別のタブで開きます</w:t>
+      </w:r>
+      <w:r>
+        <w:rPr>
+          <w:rFonts w:ascii="Yu Gothic" w:hAnsi="Yu Gothic" w:eastAsia="Yu Gothic"/>
+          <w:color w:val="1C2321"/>
+          <w:sz w:val="21"/>
+          <w:szCs w:val="21"/>
+        </w:rPr>
+        <w:t xml:space="preserve">（そのまま印刷・保存できます）</w:t>
       </w:r>
     </w:p>
     <w:p>
@@ -8129,7 +8285,7 @@
           <w:sz w:val="21"/>
           <w:szCs w:val="21"/>
         </w:rPr>
-        <w:t xml:space="preserve">「社内用」の●を押すと、社内用報告書が開きます</w:t>
+        <w:t xml:space="preserve">「社内用」の●を押すと、社内用報告書のPDFが開きます</w:t>
       </w:r>
     </w:p>
     <w:p>
@@ -8459,16 +8615,16 @@
           <w:sz w:val="21"/>
           <w:szCs w:val="21"/>
         </w:rPr>
-        <w:t xml:space="preserve">「ダウンロード」</w:t>
-      </w:r>
-      <w:r>
-        <w:rPr>
-          <w:rFonts w:ascii="Yu Gothic" w:hAnsi="Yu Gothic" w:eastAsia="Yu Gothic"/>
-          <w:color w:val="1C2321"/>
-          <w:sz w:val="21"/>
-          <w:szCs w:val="21"/>
-        </w:rPr>
-        <w:t xml:space="preserve"> を押すと、いまの登録内容がCSVで手元に届きます</w:t>
+        <w:t xml:space="preserve">「Excelでダウンロード」</w:t>
+      </w:r>
+      <w:r>
+        <w:rPr>
+          <w:rFonts w:ascii="Yu Gothic" w:hAnsi="Yu Gothic" w:eastAsia="Yu Gothic"/>
+          <w:color w:val="1C2321"/>
+          <w:sz w:val="21"/>
+          <w:szCs w:val="21"/>
+        </w:rPr>
+        <w:t xml:space="preserve"> を押すと、いまの登録内容がエクセルのファイル（.xlsx）で手元に届きます</w:t>
       </w:r>
     </w:p>
     <w:p>
@@ -8498,7 +8654,7 @@
           <w:sz w:val="21"/>
           <w:szCs w:val="21"/>
         </w:rPr>
-        <w:t xml:space="preserve">3.　CSV形式のまま保存します</w:t>
+        <w:t xml:space="preserve">3.　そのまま（.xlsx のまま）保存します</w:t>
       </w:r>
     </w:p>
     <w:p>
@@ -8654,7 +8810,29 @@
           <w:sz w:val="20"/>
           <w:szCs w:val="20"/>
         </w:rPr>
-        <w:t xml:space="preserve">取り込む直前の内容は、サーバーに自動で控えを取っています。万が一おかしくなっても元に戻せます。</w:t>
+        <w:t xml:space="preserve">取り込む直前の内容は、サーバーに自動で控え（エクセルのファイル）を取っています。万が一おかしくなっても、その控えをインポートすれば元に戻せます。</w:t>
+      </w:r>
+    </w:p>
+    <w:p>
+      <w:pPr>
+        <w:spacing w:before="120" w:after="160" w:line="288" w:lineRule="auto"/>
+        <w:ind w:left="120"/>
+        <w:shd w:val="clear" w:fill="E9F3EC"/>
+        <w:pBdr>
+          <w:top w:val="single" w:sz="4" w:space="4" w:color="B9D8C5"/>
+          <w:left w:val="single" w:sz="4" w:space="4" w:color="B9D8C5"/>
+          <w:bottom w:val="single" w:sz="4" w:space="4" w:color="B9D8C5"/>
+          <w:right w:val="single" w:sz="4" w:space="4" w:color="B9D8C5"/>
+        </w:pBdr>
+      </w:pPr>
+      <w:r>
+        <w:rPr>
+          <w:rFonts w:ascii="Yu Gothic" w:hAnsi="Yu Gothic" w:eastAsia="Yu Gothic"/>
+          <w:color w:val="0F4527"/>
+          <w:sz w:val="20"/>
+          <w:szCs w:val="20"/>
+        </w:rPr>
+        <w:t xml:space="preserve">CSV（UTF-8）のファイルでも取り込めます。「CSV」ボタンでCSVのダウンロードもできます。</w:t>
       </w:r>
     </w:p>
     <w:p>
@@ -8900,7 +9078,179 @@
           <w:sz w:val="24"/>
           <w:szCs w:val="24"/>
         </w:rPr>
-        <w:t xml:space="preserve">10-5. 管理者情報</w:t>
+        <w:t xml:space="preserve">10-5. 確認事項マスタ</w:t>
+      </w:r>
+    </w:p>
+    <w:p>
+      <w:pPr>
+        <w:spacing w:after="120" w:line="288" w:lineRule="auto"/>
+      </w:pPr>
+      <w:r>
+        <w:rPr>
+          <w:rFonts w:ascii="Yu Gothic" w:hAnsi="Yu Gothic" w:eastAsia="Yu Gothic"/>
+          <w:color w:val="1C2321"/>
+          <w:sz w:val="21"/>
+          <w:szCs w:val="21"/>
+        </w:rPr>
+        <w:t xml:space="preserve">現場の「確認・署名」画面に並ぶ </w:t>
+      </w:r>
+      <w:r>
+        <w:rPr>
+          <w:rFonts w:ascii="Yu Gothic" w:hAnsi="Yu Gothic" w:eastAsia="Yu Gothic"/>
+          <w:b/>
+          <w:color w:val="1C2321"/>
+          <w:sz w:val="21"/>
+          <w:szCs w:val="21"/>
+        </w:rPr>
+        <w:t xml:space="preserve">チェック項目の文言</w:t>
+      </w:r>
+      <w:r>
+        <w:rPr>
+          <w:rFonts w:ascii="Yu Gothic" w:hAnsi="Yu Gothic" w:eastAsia="Yu Gothic"/>
+          <w:color w:val="1C2321"/>
+          <w:sz w:val="21"/>
+          <w:szCs w:val="21"/>
+        </w:rPr>
+        <w:t xml:space="preserve"> を直せます。</w:t>
+      </w:r>
+    </w:p>
+    <w:p>
+      <w:pPr>
+        <w:spacing w:after="80" w:line="288" w:lineRule="auto"/>
+        <w:ind w:left="340"/>
+      </w:pPr>
+      <w:r>
+        <w:rPr>
+          <w:rFonts w:ascii="Yu Gothic" w:hAnsi="Yu Gothic" w:eastAsia="Yu Gothic"/>
+          <w:color w:val="1C2321"/>
+          <w:sz w:val="21"/>
+          <w:szCs w:val="21"/>
+        </w:rPr>
+        <w:t xml:space="preserve">1.　</w:t>
+      </w:r>
+      <w:r>
+        <w:rPr>
+          <w:rFonts w:ascii="Yu Gothic" w:hAnsi="Yu Gothic" w:eastAsia="Yu Gothic"/>
+          <w:b/>
+          <w:color w:val="1C2321"/>
+          <w:sz w:val="21"/>
+          <w:szCs w:val="21"/>
+        </w:rPr>
+        <w:t xml:space="preserve">「確認事項マスタ」</w:t>
+      </w:r>
+      <w:r>
+        <w:rPr>
+          <w:rFonts w:ascii="Yu Gothic" w:hAnsi="Yu Gothic" w:eastAsia="Yu Gothic"/>
+          <w:color w:val="1C2321"/>
+          <w:sz w:val="21"/>
+          <w:szCs w:val="21"/>
+        </w:rPr>
+        <w:t xml:space="preserve"> のタブを開きます</w:t>
+      </w:r>
+    </w:p>
+    <w:p>
+      <w:pPr>
+        <w:spacing w:after="80" w:line="288" w:lineRule="auto"/>
+        <w:ind w:left="340"/>
+      </w:pPr>
+      <w:r>
+        <w:rPr>
+          <w:rFonts w:ascii="Yu Gothic" w:hAnsi="Yu Gothic" w:eastAsia="Yu Gothic"/>
+          <w:color w:val="1C2321"/>
+          <w:sz w:val="21"/>
+          <w:szCs w:val="21"/>
+        </w:rPr>
+        <w:t xml:space="preserve">2.　</w:t>
+      </w:r>
+      <w:r>
+        <w:rPr>
+          <w:rFonts w:ascii="Yu Gothic" w:hAnsi="Yu Gothic" w:eastAsia="Yu Gothic"/>
+          <w:b/>
+          <w:color w:val="1C2321"/>
+          <w:sz w:val="21"/>
+          <w:szCs w:val="21"/>
+        </w:rPr>
+        <w:t xml:space="preserve">「＋追加」</w:t>
+      </w:r>
+      <w:r>
+        <w:rPr>
+          <w:rFonts w:ascii="Yu Gothic" w:hAnsi="Yu Gothic" w:eastAsia="Yu Gothic"/>
+          <w:color w:val="1C2321"/>
+          <w:sz w:val="21"/>
+          <w:szCs w:val="21"/>
+        </w:rPr>
+        <w:t xml:space="preserve"> で新しい項目を足す、文言を押して直す、のどちらもできます</w:t>
+      </w:r>
+    </w:p>
+    <w:p>
+      <w:pPr>
+        <w:spacing w:after="80" w:line="288" w:lineRule="auto"/>
+        <w:ind w:left="340"/>
+      </w:pPr>
+      <w:r>
+        <w:rPr>
+          <w:rFonts w:ascii="Yu Gothic" w:hAnsi="Yu Gothic" w:eastAsia="Yu Gothic"/>
+          <w:color w:val="1C2321"/>
+          <w:sz w:val="21"/>
+          <w:szCs w:val="21"/>
+        </w:rPr>
+        <w:t xml:space="preserve">3.　使わなくなった項目は </w:t>
+      </w:r>
+      <w:r>
+        <w:rPr>
+          <w:rFonts w:ascii="Yu Gothic" w:hAnsi="Yu Gothic" w:eastAsia="Yu Gothic"/>
+          <w:b/>
+          <w:color w:val="1C2321"/>
+          <w:sz w:val="21"/>
+          <w:szCs w:val="21"/>
+        </w:rPr>
+        <w:t xml:space="preserve">「使わない」</w:t>
+      </w:r>
+      <w:r>
+        <w:rPr>
+          <w:rFonts w:ascii="Yu Gothic" w:hAnsi="Yu Gothic" w:eastAsia="Yu Gothic"/>
+          <w:color w:val="1C2321"/>
+          <w:sz w:val="21"/>
+          <w:szCs w:val="21"/>
+        </w:rPr>
+        <w:t xml:space="preserve"> にします（現場の画面から消えます）</w:t>
+      </w:r>
+    </w:p>
+    <w:p>
+      <w:pPr>
+        <w:spacing w:before="120" w:after="160" w:line="288" w:lineRule="auto"/>
+        <w:ind w:left="120"/>
+        <w:shd w:val="clear" w:fill="E9F3EC"/>
+        <w:pBdr>
+          <w:top w:val="single" w:sz="4" w:space="4" w:color="B9D8C5"/>
+          <w:left w:val="single" w:sz="4" w:space="4" w:color="B9D8C5"/>
+          <w:bottom w:val="single" w:sz="4" w:space="4" w:color="B9D8C5"/>
+          <w:right w:val="single" w:sz="4" w:space="4" w:color="B9D8C5"/>
+        </w:pBdr>
+      </w:pPr>
+      <w:r>
+        <w:rPr>
+          <w:rFonts w:ascii="Yu Gothic" w:hAnsi="Yu Gothic" w:eastAsia="Yu Gothic"/>
+          <w:color w:val="0F4527"/>
+          <w:sz w:val="20"/>
+          <w:szCs w:val="20"/>
+        </w:rPr>
+        <w:t xml:space="preserve">「使わない」にしても、過去の報告書で付けたチェックの記録はそのまま残ります。</w:t>
+      </w:r>
+    </w:p>
+    <w:p>
+      <w:pPr>
+        <w:spacing w:before="280" w:after="120" w:line="288" w:lineRule="auto"/>
+      </w:pPr>
+      <w:r>
+        <w:rPr>
+          <w:rFonts w:ascii="Yu Gothic" w:hAnsi="Yu Gothic" w:eastAsia="Yu Gothic"/>
+          <w:b/>
+          <w:color w:val="1B7A46"/>
+          <w:sz w:val="24"/>
+          <w:szCs w:val="24"/>
+        </w:rPr>
+        <w:t xml:space="preserve">10-6. 管理者情報</w:t>
       </w:r>
     </w:p>
     <w:p>
@@ -9820,7 +10170,7 @@
                 <w:sz w:val="19"/>
                 <w:szCs w:val="19"/>
               </w:rPr>
-              <w:t xml:space="preserve">ご指定いただければ差し替えます</w:t>
+              <w:t xml:space="preserve">事務局の「確認事項マスタ」でいつでも直せます</w:t>
             </w:r>
           </w:p>
         </w:tc>
@@ -9864,7 +10214,21 @@
                 <w:sz w:val="19"/>
                 <w:szCs w:val="19"/>
               </w:rPr>
-              <w:t xml:space="preserve">プロトタイプでは実際には送らず、内容の記録のみ行っています</w:t>
+              <w:t xml:space="preserve">デモでは実際には送らず、宛先・件名・本文・添付PDFを記録しています。</w:t>
+            </w:r>
+          </w:p>
+          <w:p>
+            <w:pPr>
+              <w:spacing w:after="0" w:line="288" w:lineRule="auto"/>
+            </w:pPr>
+            <w:r>
+              <w:rPr>
+                <w:rFonts w:ascii="Yu Gothic" w:hAnsi="Yu Gothic" w:eastAsia="Yu Gothic"/>
+                <w:color w:val="1C2321"/>
+                <w:sz w:val="19"/>
+                <w:szCs w:val="19"/>
+              </w:rPr>
+              <w:t xml:space="preserve">本番ではさくらのサーバーからPDFを添付して送ります</w:t>
             </w:r>
           </w:p>
         </w:tc>
@@ -10092,7 +10456,7 @@
           <w:sz w:val="21"/>
           <w:szCs w:val="21"/>
         </w:rPr>
-        <w:t xml:space="preserve">5.　確認署名の「確認事項3〜5」の文言をご指定ください</w:t>
+        <w:t xml:space="preserve">5.　確認署名の「確認事項3〜5」の文言をご指定ください（事務局の画面からも直せます）</w:t>
       </w:r>
     </w:p>
     <w:p>
